--- a/example_articles/states/Montana/1.states_Montana_New_York_Times.docx
+++ b/example_articles/states/Montana/1.states_Montana_New_York_Times.docx
@@ -29,17 +29,17 @@
     </w:p>
     <w:p>
       <w:r>
-        <w:t>Source File: NYT/52.DOCX</w:t>
+        <w:t>Source file: NYT/52.DOCX</w:t>
       </w:r>
     </w:p>
     <w:p>
       <w:r>
-        <w:t>Raw locations result: ['Butte, Montana']</w:t>
+        <w:t>Raw locations result, 'locations': ['Butte, Montana']</w:t>
       </w:r>
     </w:p>
     <w:p>
       <w:r>
-        <w:t>states_stand_flat (Standardized): Montana</w:t>
+        <w:t>Standardized locations result, 'states_stand_flat': Montana</w:t>
       </w:r>
     </w:p>
     <w:p>

--- a/example_articles/states/Montana/1.states_Montana_New_York_Times.docx
+++ b/example_articles/states/Montana/1.states_Montana_New_York_Times.docx
@@ -7,9 +7,7 @@
         <w:pStyle w:val="Heading1"/>
       </w:pPr>
       <w:r>
-        <w:t>MY MANHATTAN;</w:t>
-        <w:br/>
-        <w:t>Unpretentious Mirror For the Metropolis</w:t>
+        <w:t>And Bear In Mind</w:t>
       </w:r>
     </w:p>
     <w:p>
@@ -19,22 +17,22 @@
     </w:p>
     <w:p>
       <w:r>
-        <w:t>Date: 1998-10-30</w:t>
+        <w:t>Date: 2002-07-28</w:t>
       </w:r>
     </w:p>
     <w:p>
       <w:r>
-        <w:t>Section: Section E; ; Section E; Part 2; Page 40; Column 1; Leisure/Weekend Desk ; Part 2; ; Column 1;</w:t>
+        <w:t>Section: Section 7; Column 1; Book Review Desk; Pg. 14</w:t>
       </w:r>
     </w:p>
     <w:p>
       <w:r>
-        <w:t>Source file: NYT/52.DOCX</w:t>
+        <w:t>Source file: NYT/29.DOCX</w:t>
       </w:r>
     </w:p>
     <w:p>
       <w:r>
-        <w:t>Raw locations result, 'locations': ['Butte, Montana']</w:t>
+        <w:t>Raw locations result, 'locations': ['Montana']</w:t>
       </w:r>
     </w:p>
     <w:p>
@@ -51,45 +49,37 @@
     </w:p>
     <w:p>
       <w:r>
-        <w:t>New York is too nearly infinite to have a center, too hot-and-cold to locate its putative heart. But if one place can claim a measure of overall symbolism for the metropolis, it is City Hall and its adjoining park. City Hall itself is both grace note and anomaly, surrounded by Park Row, which once housed the legendary newspapers of James Gordon Bennett, Horace Greeley, Joseph Pulitzer and William Randolph Hearst, and now plays host to hipper media like J &amp; R Music/Computer World; by that majestic cathedral-skyscraper, the Woolworth Building, with its beige and taupe terra cotta cladding; by the muscular Municipal Building, a McKim, Mead &amp; White wedding cake of Stalinist-architecture bulk, abutting the on-ramp to the Brooklyn Bridge; by Ellen's Coffee Shop, a New York institution run by an ex-Miss Subways, its walls covered with other Miss Subways winners, and by the masses of civil service workers on lunch break, shoppers frequenting bargain-discount outlets and criminals paroled by the nearby jail, all strolling up Chambers Street.</w:t>
+        <w:t>(Editors' choices of other recent books of particular interest)</w:t>
         <w:br/>
-        <w:t>An 18th-century petit-palais built at the inception of the 19th-century (1803-1812), City Hall stubbornly offers up its neoclassical charms, looking nobly trim, without an ounce of imperial pomposity, its scale suggesting the perfect administrative headquarters for a city of, say, 200,000. There is something comic about the fact that this toylike structure, this doll house set amid skyscrapers, still serves as the command post for the Mayor and City Council of contemporary New York.</w:t>
         <w:br/>
-        <w:t>I remember the first time I saw City Hall. I was being honored there, along with other sixth graders, for my composition on fire prevention. At 12, what did I care about fire prevention? I was a hack, like most early achievers, turning out facile prose to meet my masters' needs. The call would come down from the Board of Education for an essay competition on some civics topic -- brotherhood, the Four Freedoms -- and I would oblige, usually to no avail. This time I got lucky. On a hot June day I sat on a folding chair with the other district winners, all goody-goodies, and listened to the Fire Commissioner's speech, and went up the City Hall steps to receive my "Little Hot Spot" silver medal. Then (I like to imagine) I looked up at the graceful relic and my heart swelled with pride. But I know better.</w:t>
+        <w:t>YOU ARE NOT A STRANGER HERE, by Adam Haslett. (Nan A. Talese/Doubleday, $21.95.) These nine short stories (Haslett's first collection) exhale a desiccated bleakness, a despair mitigated by the characters' continuing desire to be good, to do the right thing despite hopelessness, loss, disease and frequent mental illness.</w:t>
         <w:br/>
-        <w:t xml:space="preserve"> You step back today and think, "My God, it's stood up well!" However, this, you discover later, is not the original facade: age, weather and chemical pollution had weakened the surface to such an extent that, in the early 1950's, every stone, column, capital and carving had to be duplicated in sturdier materials. An amazing labor of love, testifying to the irreplaceable nature of this building in New York's mythos.</w:t>
         <w:br/>
-        <w:t>The interior is less restored, closer to its earlier character. And it is the interior that is really the dazzling part, with its flying marble staircases drawing the eye upward to the building's cupola. Inside, all is curved, sinuous, coquettish, in contrast to the exterior's bluff rectangularity, so that the effect is of achieving the impossible: placing a round peg in a square hole.</w:t>
+        <w:t>FRAGRANT HARBOR, by John Lanchester. (Marian Wood/Putnam, $25.95.) A novel of large scope, placed chiefly in Hong Kong in 1935 and after, undertaking big propositions: race, class, love, war and, perhaps most successfully, the transformation of a refugee community into one of the world's richest societies.</w:t>
         <w:br/>
-        <w:t>One tends to forget that New York is not so young; it is older than Russia's St. Petersburg. But most of 17th- and 18th-century Manhattan has been destroyed, by fire or the cost of real estate, leaving City Hall as perhaps the island's oldest structure still functioning as originally intended (i.e., not retired to museum status).</w:t>
         <w:br/>
-        <w:t>City Hall was supposed to anchor the northernmost point of New York's development, which is why the building faces south. Today, it seems to be perversely ignoring the majority of its constituents as it eyes the narrow bunion of land, the original Dutch colony of New Amsterdam, from which the city grew. Washington Irving, in his parodic "History of New York" (1809), related that the city's streets sprang willy-nilly from the meanderings of grazing cows. Curiously, Irving wrote this at the same time the new City Hall was being built. Its French style, its symmetry and siting, marked the beginning of a more formal vision of town planning, and augured the abandonment of the "cow-path" approach for the geometric grid structure that New York would ultimately follow.</w:t>
+        <w:t>THE MONK DOWNSTAIRS, by Tim Farrington. (HarperSanFrancisco, $22.95.) A tender, witty novel in which a former monk, after 20 years in his order, rents an apartment from a 38-year-old single mother; the ensuing relationship grows cautiously, taking account of the prudence required of struggling people who aren't going to get that many more chances.</w:t>
         <w:br/>
-        <w:t>A decade earlier, around 1790, New York had lost its status as the young nation's capital to Washington. In return, freed from the stodgy atmosphere of national politics and bureaucracies, it would develop a more intensely focused sense of identity: mercantile and cultural, polyglot and speedy. The city fathers' choice of such a sophisticated architectural contest entry (by Joseph Mangin, a French architect, in association with the Scotsman John McComb Jr.) for their City Hall already shows a certain awareness of, and confidence in, the destiny ahead.</w:t>
         <w:br/>
-        <w:t>A century later, Henry James marveled in "The American Scene" (1907) that a citizen could still go anywhere inside this City Hall, with an American confidence that "the civic building is his very own." He compared such "penetration" with the "romantic thrill" of "some assault of the dim seraglio, with the guards bribed, the eunuchs drugged and one's life carried in one's hand."</w:t>
+        <w:t>MUSSOLINI, by R. J. B. Bosworth. (Oxford University, $35.) A historian's judicious examination of the dictator who helped create Fascism from a mix of socialism and nationalism; he ruled Italy for 21 years, losing touch with reality when he became dependent on Hitler and too well acquainted with war.</w:t>
         <w:br/>
-        <w:t>These days one's approach to City Hall's interior mysteries seems barred by the burly guard at the door and the threatening metal detector, suggesting some erosions of democracy since James's day. Yet the curious may still enter. A sign greets your eyes: "Mayor Rudolph W. Giuliani Congratulates the New York Yankees 1996 World Series Champions. Please Sign In Here." The trophies for 1996 and 1998 are both on display. This is tacky on several counts: the Mayor is trying to take credit for the success of one local baseball team, which offends the delicate sensibilities of rival Mets fans (like myself) and which introduces a gratuitous billboard ugliness into a historical landmark of surpassing elegance. I refuse to sign in (my big rebellion), I pay my respects to the Governor's Room portrait gallery and leave.</w:t>
         <w:br/>
-        <w:t>The 12 steps in front of City Hall retain their function as the place where mayors are sworn in, ceremonial speeches made, distinguished visitors receive the key to the city, heroes of the fire and police departments are awarded medals and baseball heroes, like the Mayor's Yankees, are honored. In the past, political protests, uniformed union picketers, garbage strikers, school decentralization battles, all came to rest here. Although professed concern over terrorism has currently made the steps off limits to such phenomena, City Hall Park remains a flashpoint for such social struggles as last week's march against police brutality -- or at least a symbolic stage from which to launch appeals to the media.</w:t>
+        <w:t>THE WHORE'S CHILD: And Other Stories, by Richard Russo. (Knopf, $24.) In these short stories the author of "Empire Falls," this year's Pulitzer Prize novel, abandons working-class settings and protagonists in favor of intellectuals caught in late middle age, worried about illness and ambivalent about marriage.</w:t>
         <w:br/>
-        <w:t>The Mayor holds his news conferences at City Hall; the City Council, with its beautiful gallery for spectators, convenes here as well, often putting forward a position at odds with the Mayor's. One cannot help thinking, however, in our age of global interdependency, that some of this political posturing has become a dumb show, since, in fact, no one is governing New York City, or can.</w:t>
         <w:br/>
-        <w:t>In spite -- or because? -- of my skepticism that the mayors of New York are still in charge, I find these men ruling the city's imagination like Shakespearean monarchs or buffoons. Just as I divide my private adult life into eras ruled by this or that woman, so I categorize the public arena of the last 40 years not by the terms of United States Presidents (they are too remote, too abstract) but New York mayors: Vincent R. Impelliteri, Robert F. Wagner, John V. Lindsay, Abraham D.  Beame, Edward I. Koch. David N. Dinkins, Rudolph Giuliani. These names have an indescribable savor; these are my madeleines.</w:t>
+        <w:t>THE WINTER ZOO, by John Beckman. (Holt, $25.) The hero of this first novel, a young man newly arrived in Poland from Iowa, trades his naivete for lessons in youthfulness; Beckman captures the rush of freshly liberated desires in post-Communist Europe, making his climactic scene a pansexual orgy in a Cracow hotel.</w:t>
         <w:br/>
-        <w:t>Today I loiter on the City Hall steps and watch the lawyers in gray suits and yellow ties, holding attache cases, conversing with female colleagues in brown or black suits while their underlings carry expandable folders crammed with affidavits, legal papers, etc. Anyone climbing to the top step and imagining himself orating to the citizenry would quickly have his fantasy undercut by noticing, just beyond a shallow strip of pavement big enough for a modest crowd, a parking lot for official cars.</w:t>
         <w:br/>
-        <w:t>In other words, the space in front of City Hall, once allotted for civic congregation, has been chopped up and ceded to the powers that be. It is only after you get beyond this offensively private car lot, which bisects City Hall Park, that the feeling of public space takes over again and you experience something like the original "commons" that was intended for the park.</w:t>
+        <w:t>PRAGUE, by Arthur Phillips. (Random House, $24.95.) A first novel set in 1990, far beyond the recently fallen Berlin Wall, where young Americans reveal themselves not as travelers but mere tourists, detached from their surroundings, weightless and immaterial among time-battered buildings and people who have survived wars and uprisings.</w:t>
         <w:br/>
-        <w:t>It is a pleasure to see how amicably the park is used by so many different types: office workers, vagrants, tourists, mothers with strollers. The formula seems so simple: if you want people to sit in a public space, all you need do, as the urbanist William H. Whyte sagely observed, is provide seats. City Hall Park has a plenitude of benches. The trees help immensely in creating a comfortable atmosphere. For public space to function as naturally and successfully as City Hall Park, it takes a historical "walking" city, a tolerable climate and a habit of malingering.</w:t>
         <w:br/>
-        <w:t>Chinese families cut through the park on their way to East Broadway; a troop of black youngsters on a field trip pause in their march and spread over several benches, Hasidic Jews hurry to their destinations. Some Puerto Rican children are splashing ecstatically at the fountain's edge. A middle-aged, overweight man sits reading a tourist guide to the Greek Islands. On the next bench, a drunk lies sprawled, sleeping it off.</w:t>
+        <w:t>HALF IN LOVE: Stories, by Maile Meloy. (Scribner, $23.) Fourteen stories, set mostly in the author's native Montana, among small-time racetracks and failed oil wells, where brides choose wedding dresses to hide branding-iron scars; no one expects an easy life here, and even the young feel their choices constrained by economics and losing habits.</w:t>
         <w:br/>
-        <w:t>The flower beds have been nicely planted. Still, there is a ragged, scruffy quality about this park. It is never immaculate; the grass always has its share of wrappers, cellophane, coffee cup lids -- a small price to pay for popularity. With the sounds of sirens, car alarms, Broadway and Brooklyn Bridge traffic swirling around, you can't call the park an "oasis of tranquillity." It's something else again: a feast of urbanism, without apology.</w:t>
         <w:br/>
-        <w:t>I would be derelict in my duty as cicerone of City Hall Park if I did not mention another, more notorious building in the park, not far from the beloved landmark. This is the Old New York County Courthouse, a handsome Victorian structure which took 20 years (1858-1878) to build, and became the opportunity for enormous graft, kickbacks and pocketing of public funds. Indeed, the Tweed Ring, a political machine under the aegis of Boss Tweed, was said to have made off with $10 million of the $14 million construction cost. The building is currently under scaffolding restoration. Tweed himself is undergoing something of a rehabilitation by revisionist historians who argue that the patronage system he presided over, however nepotistic and corrupt, at least gave the working class and new immigrants a leg up.</w:t>
+        <w:t>IRIS ORIGO: Marchesa of Val d'Orcia, by Caroline Moorehead. (Godine, $35.) A fascinating biography of a remarkable woman, an Anglo-American heiress who became the lady of a big estate in Tuscany, where she knew everybody, worked hard, taught peasants to read, helped people escape Fascism and wrote beautifully on many subjects.</w:t>
         <w:br/>
-        <w:t>So "this imperfect triangle of City Hall Park" (W.P.A. Guide to New York City, 1939) can be read as an allegory, embodying the metropolis's three basic types of democratic expression: a formally elected, representative democracy, as exemplified by the dignified self-containment of City Hall itself; a more corrupt arrangement (and what is more typically New York than corruption?) but more approachable, direct access to power, in the symbolic presence of Tweed's courthouse; and finally, the Whitmanesque democratic spirit, characterized by pedestrian flow and the erotics of eye contact in the expanse of City Hall Park where the people exercise their sovereign prerogatives of leisure.</w:t>
+        <w:br/>
+        <w:t>http://www.nytimes.com</w:t>
         <w:br/>
         <w:br/>
         <w:t>Graphic</w:t>
@@ -97,7 +87,7 @@
         <w:br/>
         <w:t xml:space="preserve"> </w:t>
         <w:br/>
-        <w:t>Photo: City Hall and its park, center, with the Municipal Building at the right. (Chester Higgins Jr./The New York Times)</w:t>
+        <w:t>Photos (Brennan Cavanaugh; Fergus O'Brien/Getty Images)</w:t>
       </w:r>
     </w:p>
     <w:sectPr>

--- a/example_articles/states/Montana/1.states_Montana_New_York_Times.docx
+++ b/example_articles/states/Montana/1.states_Montana_New_York_Times.docx
@@ -7,7 +7,7 @@
         <w:pStyle w:val="Heading1"/>
       </w:pPr>
       <w:r>
-        <w:t>And Bear In Mind</w:t>
+        <w:t>Democratic Senate Edge Could Hinge on Ticket-Splitting Montana</w:t>
       </w:r>
     </w:p>
     <w:p>
@@ -17,17 +17,17 @@
     </w:p>
     <w:p>
       <w:r>
-        <w:t>Date: 2002-07-28</w:t>
+        <w:t>Date: 2020-07-28</w:t>
       </w:r>
     </w:p>
     <w:p>
       <w:r>
-        <w:t>Section: Section 7; Column 1; Book Review Desk; Pg. 14</w:t>
+        <w:t>Section: Section A; Column 0; National Desk; Pg. 15</w:t>
       </w:r>
     </w:p>
     <w:p>
       <w:r>
-        <w:t>Source file: NYT/29.DOCX</w:t>
+        <w:t>Source file: NYT/13.DOCX</w:t>
       </w:r>
     </w:p>
     <w:p>
@@ -49,37 +49,104 @@
     </w:p>
     <w:p>
       <w:r>
-        <w:t>(Editors' choices of other recent books of particular interest)</w:t>
+        <w:t>The race between Steve Daines, the Republican incumbent, and Steve Bullock could prove crucial in a year when Democrats need to win in conservative-leaning states where President Trump may still prevail.</w:t>
+        <w:br/>
+        <w:t xml:space="preserve">BOZEMAN, Mont. -- In the deeply polarized election of 2016, every state that supported President Trump backed Republican senators -- and each state that Hillary Clinton carried voted for a Democratic Senate candidate. </w:t>
+        <w:br/>
+        <w:t xml:space="preserve">  But four years later, Democratic hopes for gaining a clear Senate majority depend in part on winning in conservative-leaning states where Mr. Trump may also prevail, even as he sags in the polls. In states like Alaska, Iowa, Georgia and here in Montana, Democrats are hoping their Senate candidates can outperform Joseph R. Biden Jr., their presumptive nominee.</w:t>
+        <w:br/>
+        <w:t xml:space="preserve">  That's the dynamic Gov. Steve Bullock is counting on in Montana, where ticket-splitting is as much a way of life as fly-fishing. </w:t>
+        <w:br/>
+        <w:t xml:space="preserve">  Montanans have supported Republican presidential candidates, with one exception, for over a half-century. In that same period, though, they have elected a series of Democratic governors and senators. Senator Steve Daines, whom Mr. Bullock is challenging, was the first Republican elected to the Senate seat that he holds in over a century.</w:t>
+        <w:br/>
+        <w:t xml:space="preserve">  Yet as he faces off against Mr. Bullock, whose popularity has risen as he leads the state's coronavirus response, Mr. Daines is counting on Montanans to act a little more like voters everywhere else and stick with one party as they make their way down the ballot.</w:t>
+        <w:br/>
+        <w:t xml:space="preserve">  The race here will measure the political impact of the pandemic --  many governors have grown in stature for their handling of the virus, and Mr. Bullock is the only sitting governor running for the Senate. It will also test Montana's iconoclastic identity in a time of encroaching red-and-blue homogeneity. </w:t>
+        <w:br/>
+        <w:t xml:space="preserve">  But for Democrats, going on the offensive in a red-leaning state in an age of polarization is no easy task. By nominating the more moderate Mr. Biden, they hope they can at least lose more closely, if not win outright, in states where Mrs. Clinton was thrashed and her party's Senate candidates went down with her.</w:t>
+        <w:br/>
+        <w:t xml:space="preserve">  ''The reason he was so strong in '16 is because you could go up and down here -- Democrats and Republicans would both tell you they hate Hillary,'' Jon Tester, a Democrat who is Montana's senior senator, said of Mr. Trump over an afternoon beer in Great Falls. </w:t>
+        <w:br/>
+        <w:t xml:space="preserve">  Even as Mrs. Clinton lost Montana overwhelmingly, though, Mr. Bullock still managed to get re-elected as governor.</w:t>
+        <w:br/>
+        <w:t xml:space="preserve">  A Helena-reared lawyer who made a foray for president last year, Mr. Bullock has won statewide office three times, first as attorney general before he became governor.</w:t>
+        <w:br/>
+        <w:t xml:space="preserve">  ''Montanans know me,'' he said in an interview, explaining how he'd overcome Republican claims that he'd abet liberal voices in Washington. ''I've worked with Republicans to get things done.''</w:t>
+        <w:br/>
+        <w:t xml:space="preserve">  Winning a federal race, in which the issues are more national in scope, is difficult enough for a Democrat in a red state. But Mr. Bullock made that task harder by leaving Montana for half of 2019 to run for president, drifting to the left on some issues and repeatedly insisting he would not fall back to seek the Senate seat.</w:t>
+        <w:br/>
+        <w:t xml:space="preserve">  Without prompting last week, though, he noted that he had stood up to President Barack Obama's administration on environmental policies he thought were harmful to Montana's agriculture and energy sectors.</w:t>
+        <w:br/>
+        <w:t xml:space="preserve">  Such talk was notably absent from his White House bid, when he sought the Democratic nomination by edging to the left on gun control and deeming Mr. Trump a ''lying con man from New York with orange hair and a golden toilet.''</w:t>
+        <w:br/>
+        <w:t xml:space="preserve">  Asked if his ridicule of Mr. Trump was over the line, he suggested some regret.</w:t>
+        <w:br/>
+        <w:t xml:space="preserve">  ''By Washington standards, not at all,'' Mr. Bullock explained. ''By my typical standards, stronger than things that I would typically say.''</w:t>
+        <w:br/>
+        <w:t xml:space="preserve">  Navigating Mr. Trump is a delicate issue for Montana Democrats, who must energize their liberal base without alienating the state's ticket-splitters. Mr. Tester aired ads in his 2018 re-election campaign trumpeting his work with the president, which helped blunt the impact of Mr. Trump's four trips to the state that year.</w:t>
+        <w:br/>
+        <w:t xml:space="preserve">  Few G.O.P. senators have so happily linked themselves to Mr. Trump as Mr. Daines, a chemical engineer by training who represented Montana as its lone congressman before winning his Senate seat in 2014.</w:t>
+        <w:br/>
+        <w:t xml:space="preserve">  In an interview in his Bozeman campaign office, he said he was eager for the president to return to the state and revealed that Mr. Trump had ''asked to come, too.''</w:t>
+        <w:br/>
+        <w:t xml:space="preserve">  However, just as Mr. Bullock's ill-fated bid for president has complicated his attempt to run again in Montana, the coronavirus has created headwinds for Mr. Daines.</w:t>
+        <w:br/>
+        <w:t xml:space="preserve">  Mr. Trump's standing here has fallen, as it has elsewhere, because of his ineffective response to the outbreak. Some Republican polling this summer suggests he is leading Mr. Biden only by single digits in Montana.</w:t>
+        <w:br/>
+        <w:t xml:space="preserve">  Asked to assess the president's performance on the pandemic, Mr. Daines largely sidestepped the question, stating that he supported letting states and localities ''have primacy.''</w:t>
+        <w:br/>
+        <w:t xml:space="preserve">  Further muddling matters for Mr. Daines: Any effort by him to embrace the national Republican strategy of pinning the blame on China for the virus's spread in America is complicated by his years of work for Procter &amp; Gamble in China. Democrats are already airing commercials highlighting the senator's work in the country.</w:t>
+        <w:br/>
+        <w:t xml:space="preserve">  More than anything, though, the health crisis has created challenges for Mr. Daines by delaying the parry-and-thrust of the campaign, allowing Mr. Bullock to enjoy what his opponent called a ''rally around the flag'' bounce.</w:t>
+        <w:br/>
+        <w:t xml:space="preserve">  Mr. Daines acknowledged that his role was more of constituent service specialist than candidate -- and that the virus was foremost on the minds of voters.</w:t>
+        <w:br/>
+        <w:t xml:space="preserve">  ''These are third-generation business owners that are crying on the phone to me, saying: 'Steve, I'm losing everything,''' he recalled. ''And so in that moment you're not thinking so much about, 'Well, Steve Bullock got an F on guns and I got an A+.' It's not the discussion.''</w:t>
+        <w:br/>
+        <w:t xml:space="preserve">  That was easy enough to see as the two officials made their way across this sprawling state, where the metric for a candidate's sweat equity is in tires changed, not shoes replaced.</w:t>
+        <w:br/>
+        <w:t xml:space="preserve">  In the Flathead region, near Glacier National Park, Mr. Bullock visited a food bank. As he toured a nearby timber facility, the governor was joined by an employee, a Trump voter now dejected by the country's state of affairs, whose stepmother had contracted the virus.</w:t>
+        <w:br/>
+        <w:t xml:space="preserve">  Closer to Great Falls, Mr. Daines was similarly confronted with fallout from the pandemic.</w:t>
+        <w:br/>
+        <w:t xml:space="preserve">  He visited a small agricultural equipment dealer who thanked him for the paycheck protection loan that he had received through Congress. ''It was a big help,'' said the dealer, Steven Raska, explaining that he had been able to pay a few employees for over two months with the money.</w:t>
+        <w:br/>
+        <w:t xml:space="preserve">  Demonstrating his clout with the Trump administration, Mr. Daines also convened a round-table event for ranchers and farmers that featured Bill Northey, a top administrator at the Department of Agriculture. The growers gave both men an earful about how the virus had upended their livelihoods.</w:t>
+        <w:br/>
+        <w:t xml:space="preserve">  ''Covid could not have hit the sheep industry at a worse time,'' said Leah Johnson, who runs the Montana Wool Growers Association.</w:t>
+        <w:br/>
+        <w:t xml:space="preserve">  With the virus spiking in the state, Mr. Bullock finally issued a mask mandate on July 15 for any county with four or more active cases.</w:t>
+        <w:br/>
+        <w:t xml:space="preserve">  Former Senator Max Baucus, a Democrat who represented the state in Congress for nearly 40 years, said the pandemic had initially lifted Mr. Bullock.</w:t>
+        <w:br/>
+        <w:t xml:space="preserve">  ''But the trouble with Covid is you can't get out and shake hands, and that would help him compare himself to Daines,'' said Mr. Baucus, explaining that he had overcome Montana's national Republican leaning by cultivating individual voters. ''My main approach to the state was: people, people, people.''</w:t>
+        <w:br/>
+        <w:t xml:space="preserve">  The uncertainty surrounding the virus, and Montana's heterodox political nature, were on display Thursday in Bozeman. A few dozen protesters in Trump gear hoisted signs and marched down the city's commercial center in opposition to the mask order.</w:t>
+        <w:br/>
+        <w:t xml:space="preserve">  They passed a number of storefronts that even before the mandate had asked customers to wear masks -- a reflection of the changing nature of Bozeman. There's now a Lululemon, sitting across the street from a coffee shop plastered with anti-racism signs that could have been pulled from the most liberal college campus (''De-Prioritize White Comfort'').</w:t>
+        <w:br/>
+        <w:t xml:space="preserve">  Few places have as strong a sense of place as Montana, where politicians routinely invoke how many generations their families go back in the state. This focus on rootedness and the state's sparse population have helped perpetuate its independent streak as races remain more about the individual.</w:t>
+        <w:br/>
+        <w:t xml:space="preserve">  ''We have six people per square mile and three times as many cows as people, so that makes for a lot of reliance,'' said Marc Racicot, a former Republican governor. ''The social connection is a little richer and not so contaminated with only electronic communications.''</w:t>
+        <w:br/>
+        <w:t xml:space="preserve">  Yet even as it treasures its status as ''The Last, Best Place,'' one of its slogans, Montana, which has about one million people, is being reshaped by transplants. And nowhere more so than Bozeman, a community cherished for its proximity to Yellowstone Park that locals now call ''Bozeangeles.''</w:t>
+        <w:br/>
+        <w:t xml:space="preserve">  Traditionally, Democrats won statewide by winning or breaking even in the county surrounding Billings, the population center of Montana's Republican-dominated east. That's changing, though, because of the rising population in Gallatin County, which includes Bozeman and is the fastest-growing jurisdiction in the state.</w:t>
+        <w:br/>
+        <w:t xml:space="preserve">  Mr. Tester's trajectory in Gallatin County tells the story of Montana's transformation: Over three elections, Mr. Tester has gone from winning 49 percent to 51.5 percent to 59.4 percent there.</w:t>
+        <w:br/>
+        <w:t xml:space="preserve">  Once rooted in labor, the Democratic coalition here increasingly reflects the national party, with its twin pillars of upscale whites and working-class minorities (Native Americans in the case of Montana).</w:t>
+        <w:br/>
+        <w:t xml:space="preserve">  ''These urban spaces are growing dramatically, and these spaces are becoming the heart of the Democratic base here,'' said David Parker, a Montana State University professor who wrote a book on the 2012 Senate race.</w:t>
+        <w:br/>
+        <w:t xml:space="preserve">  At the same time, though, Republicans are winning their heavily rural base by even larger margins today: Even Mr. Tester, a descendant of homesteaders who is the only working farmer in the Senate, has seen his support sag in sparsely populated counties since he first ran in 2006.</w:t>
+        <w:br/>
+        <w:t xml:space="preserve">  It adds up to a shrinking pool of persuadable voters.</w:t>
+        <w:br/>
+        <w:t xml:space="preserve">  ''It's not quite like what it was,'' Mr. Racicot acknowledged, before hinting at why so many people want to move to Montana. ''But it's a lot closer to that ideal than the rest of the nation.''</w:t>
         <w:br/>
         <w:br/>
-        <w:t>YOU ARE NOT A STRANGER HERE, by Adam Haslett. (Nan A. Talese/Doubleday, $21.95.) These nine short stories (Haslett's first collection) exhale a desiccated bleakness, a despair mitigated by the characters' continuing desire to be good, to do the right thing despite hopelessness, loss, disease and frequent mental illness.</w:t>
-        <w:br/>
-        <w:br/>
-        <w:t>FRAGRANT HARBOR, by John Lanchester. (Marian Wood/Putnam, $25.95.) A novel of large scope, placed chiefly in Hong Kong in 1935 and after, undertaking big propositions: race, class, love, war and, perhaps most successfully, the transformation of a refugee community into one of the world's richest societies.</w:t>
-        <w:br/>
-        <w:br/>
-        <w:t>THE MONK DOWNSTAIRS, by Tim Farrington. (HarperSanFrancisco, $22.95.) A tender, witty novel in which a former monk, after 20 years in his order, rents an apartment from a 38-year-old single mother; the ensuing relationship grows cautiously, taking account of the prudence required of struggling people who aren't going to get that many more chances.</w:t>
-        <w:br/>
-        <w:br/>
-        <w:t>MUSSOLINI, by R. J. B. Bosworth. (Oxford University, $35.) A historian's judicious examination of the dictator who helped create Fascism from a mix of socialism and nationalism; he ruled Italy for 21 years, losing touch with reality when he became dependent on Hitler and too well acquainted with war.</w:t>
-        <w:br/>
-        <w:br/>
-        <w:t>THE WHORE'S CHILD: And Other Stories, by Richard Russo. (Knopf, $24.) In these short stories the author of "Empire Falls," this year's Pulitzer Prize novel, abandons working-class settings and protagonists in favor of intellectuals caught in late middle age, worried about illness and ambivalent about marriage.</w:t>
-        <w:br/>
-        <w:br/>
-        <w:t>THE WINTER ZOO, by John Beckman. (Holt, $25.) The hero of this first novel, a young man newly arrived in Poland from Iowa, trades his naivete for lessons in youthfulness; Beckman captures the rush of freshly liberated desires in post-Communist Europe, making his climactic scene a pansexual orgy in a Cracow hotel.</w:t>
-        <w:br/>
-        <w:br/>
-        <w:t>PRAGUE, by Arthur Phillips. (Random House, $24.95.) A first novel set in 1990, far beyond the recently fallen Berlin Wall, where young Americans reveal themselves not as travelers but mere tourists, detached from their surroundings, weightless and immaterial among time-battered buildings and people who have survived wars and uprisings.</w:t>
-        <w:br/>
-        <w:br/>
-        <w:t>HALF IN LOVE: Stories, by Maile Meloy. (Scribner, $23.) Fourteen stories, set mostly in the author's native Montana, among small-time racetracks and failed oil wells, where brides choose wedding dresses to hide branding-iron scars; no one expects an easy life here, and even the young feel their choices constrained by economics and losing habits.</w:t>
-        <w:br/>
-        <w:br/>
-        <w:t>IRIS ORIGO: Marchesa of Val d'Orcia, by Caroline Moorehead. (Godine, $35.) A fascinating biography of a remarkable woman, an Anglo-American heiress who became the lady of a big estate in Tuscany, where she knew everybody, worked hard, taught peasants to read, helped people escape Fascism and wrote beautifully on many subjects.</w:t>
-        <w:br/>
-        <w:br/>
-        <w:t>http://www.nytimes.com</w:t>
+        <w:t>https://www.nytimes.com/2020/07/27/us/politics/montana-senate-bullock-daines.html</w:t>
         <w:br/>
         <w:br/>
         <w:t>Graphic</w:t>
@@ -87,7 +154,11 @@
         <w:br/>
         <w:t xml:space="preserve"> </w:t>
         <w:br/>
-        <w:t>Photos (Brennan Cavanaugh; Fergus O'Brien/Getty Images)</w:t>
+        <w:t>PHOTOS: From top, Gov. Steve Bullock, a Democrat running for Senate in Montana, meeting with volunteers at a food bank in Columbia Falls this month. President Trump, who handily won Montana in 2016, visited the state four times in 2018 in an unsuccessful effort to help unseat Senator Jon Tester, a Dem- ocrat. Senator Steve Daines, the incumbent Republican and Mr. Bullock's opponent, has linked his fortunes to the president. (PHOTOGRAPHS BY NICK COTE FOR THE NEW YORK TIMES</w:t>
+        <w:br/>
+        <w:t>DOUG MILLS/THE NEW YORK TIMES</w:t>
+        <w:br/>
+        <w:t xml:space="preserve"> ANNA MONEYMAKER FOR THE NEW YORK TIMES)</w:t>
       </w:r>
     </w:p>
     <w:sectPr>

--- a/example_articles/states/Montana/1.states_Montana_New_York_Times.docx
+++ b/example_articles/states/Montana/1.states_Montana_New_York_Times.docx
@@ -7,7 +7,7 @@
         <w:pStyle w:val="Heading1"/>
       </w:pPr>
       <w:r>
-        <w:t>Democratic Senate Edge Could Hinge on Ticket-Splitting Montana</w:t>
+        <w:t>Editor's Choice</w:t>
       </w:r>
     </w:p>
     <w:p>
@@ -17,17 +17,17 @@
     </w:p>
     <w:p>
       <w:r>
-        <w:t>Date: 2020-07-28</w:t>
+        <w:t>Date: 1992-12-06</w:t>
       </w:r>
     </w:p>
     <w:p>
       <w:r>
-        <w:t>Section: Section A; Column 0; National Desk; Pg. 15</w:t>
+        <w:t>Section: Section 7;; Section 7; Page 3; Column 1; Book Review Desk; Column 1;; Review</w:t>
       </w:r>
     </w:p>
     <w:p>
       <w:r>
-        <w:t>Source file: NYT/13.DOCX</w:t>
+        <w:t>Source file: NYT/53.DOCX</w:t>
       </w:r>
     </w:p>
     <w:p>
@@ -49,104 +49,111 @@
     </w:p>
     <w:p>
       <w:r>
-        <w:t>The race between Steve Daines, the Republican incumbent, and Steve Bullock could prove crucial in a year when Democrats need to win in conservative-leaning states where President Trump may still prevail.</w:t>
+        <w:t>THERE are nine titles on the Best Books of the Year list: four novels, one by a British writer, one by a Canadian and two by Americans; a volume of three connected stories by an American poet; a biography of Henry Kissinger by an American journalist; a historical essay by an American historian on the most famous Presidential speech; a grand old writer's posthumous account of a tragic forest fire; and a history of a battle over scientific ideas by a British philosopher who has become a scientist.</w:t>
         <w:br/>
-        <w:t xml:space="preserve">BOZEMAN, Mont. -- In the deeply polarized election of 2016, every state that supported President Trump backed Republican senators -- and each state that Hillary Clinton carried voted for a Democratic Senate candidate. </w:t>
+        <w:t>They were chosen by 11 editors of The Book Review from a list of 36 nominated by the editors themselves from among books reviewed since last year's Christmas Books issue.</w:t>
         <w:br/>
-        <w:t xml:space="preserve">  But four years later, Democratic hopes for gaining a clear Senate majority depend in part on winning in conservative-leaning states where Mr. Trump may also prevail, even as he sags in the polls. In states like Alaska, Iowa, Georgia and here in Montana, Democrats are hoping their Senate candidates can outperform Joseph R. Biden Jr., their presumptive nominee.</w:t>
+        <w:t>Agreement came only after 12 long weekly meetings, and an unusual number of books rose or fell by one or two votes. More than ever, in their judgment about the books editors maintained a stubborn independence from the opinions of the reviewers of the books. Thus, while the descriptions of the best books given here are drawn from the reviews that appeared in The Book Review -- as they always have been -- this year they are drawn more often from the letter than from the spirit.</w:t>
         <w:br/>
-        <w:t xml:space="preserve">  That's the dynamic Gov. Steve Bullock is counting on in Montana, where ticket-splitting is as much a way of life as fly-fishing. </w:t>
+        <w:t>If an earlier part of a multivolume work has appeared on a previous Best Books list, subsequent volumes are not considered for later lists. And diaries and letters -- collections of writings not intended by their authors to be books -- are not eligible for nomination. But 1992 may be remembered more for volumes of letters than for any other kind of book. There was the great collection of correspondence of Gustave Courbet, as episodic, exciting and turbulent as almost any of the big 19th-century novels. And there were letters of Albert Einstein, Albert Schweitzer, Oskar Kokoschka, Rolfe Humphries and Bertrand Russell, as well as exchanges of letters between Evelyn Waugh and Lady Diana Cooper, Simone de Beauvoir and Jean-Paul Sartre, Vita Sackville-West and Harold Nicolson, and Hannah Arendt and Karl Jaspers.</w:t>
         <w:br/>
-        <w:t xml:space="preserve">  Montanans have supported Republican presidential candidates, with one exception, for over a half-century. In that same period, though, they have elected a series of Democratic governors and senators. Senator Steve Daines, whom Mr. Bullock is challenging, was the first Republican elected to the Senate seat that he holds in over a century.</w:t>
+        <w:t>The Best Books are not included in the list of Notable Books of the Year, which begins on page 57.</w:t>
         <w:br/>
-        <w:t xml:space="preserve">  Yet as he faces off against Mr. Bullock, whose popularity has risen as he leads the state's coronavirus response, Mr. Daines is counting on Montanans to act a little more like voters everywhere else and stick with one party as they make their way down the ballot.</w:t>
+        <w:t xml:space="preserve"> </w:t>
         <w:br/>
-        <w:t xml:space="preserve">  The race here will measure the political impact of the pandemic --  many governors have grown in stature for their handling of the virus, and Mr. Bullock is the only sitting governor running for the Senate. It will also test Montana's iconoclastic identity in a time of encroaching red-and-blue homogeneity. </w:t>
+        <w:t>THE ANT AND THE PEACOCK</w:t>
         <w:br/>
-        <w:t xml:space="preserve">  But for Democrats, going on the offensive in a red-leaning state in an age of polarization is no easy task. By nominating the more moderate Mr. Biden, they hope they can at least lose more closely, if not win outright, in states where Mrs. Clinton was thrashed and her party's Senate candidates went down with her.</w:t>
+        <w:t>Altruism and Sexual Selection From Darwin to Today.</w:t>
         <w:br/>
-        <w:t xml:space="preserve">  ''The reason he was so strong in '16 is because you could go up and down here -- Democrats and Republicans would both tell you they hate Hillary,'' Jon Tester, a Democrat who is Montana's senior senator, said of Mr. Trump over an afternoon beer in Great Falls. </w:t>
+        <w:t>By Helena Cronin.</w:t>
         <w:br/>
-        <w:t xml:space="preserve">  Even as Mrs. Clinton lost Montana overwhelmingly, though, Mr. Bullock still managed to get re-elected as governor.</w:t>
+        <w:t>Cambridge University Press.</w:t>
         <w:br/>
-        <w:t xml:space="preserve">  A Helena-reared lawyer who made a foray for president last year, Mr. Bullock has won statewide office three times, first as attorney general before he became governor.</w:t>
+        <w:t>Helena Cronin, who studied philosophy before she became a researcher in zoology at the University of Oxford, is a lucid explainer of science for readers with no scientific training; she brings to her engaging book the spirited style of a naturally gifted writer. The ant of her title stands for the conundrum of altruism -- why certain creatures sacrifice themselves for others; and the peacock stands for the puzzle of sex differences -- why some male animals are dangerously ornamented. Charles Darwin and Alfred Russel Wallace independently discovered evolution and published their theories together in 1858. But they disagreed deeply on how to explain altruism and sex differences in the light of natural selection; their disagreements continue among evolutionists today. Ms. Cronin's pursuit of the conflicting ideas is a surprising adventure, a revelation of how scientists think. Her book is a fascinating history of the development of scientific theory and the growth of a global scientific community.</w:t>
         <w:br/>
-        <w:t xml:space="preserve">  ''Montanans know me,'' he said in an interview, explaining how he'd overcome Republican claims that he'd abet liberal voices in Washington. ''I've worked with Republicans to get things done.''</w:t>
+        <w:t xml:space="preserve"> </w:t>
         <w:br/>
-        <w:t xml:space="preserve">  Winning a federal race, in which the issues are more national in scope, is difficult enough for a Democrat in a red state. But Mr. Bullock made that task harder by leaving Montana for half of 2019 to run for president, drifting to the left on some issues and repeatedly insisting he would not fall back to seek the Senate seat.</w:t>
+        <w:t>THE ENGLISH PATIENT</w:t>
         <w:br/>
-        <w:t xml:space="preserve">  Without prompting last week, though, he noted that he had stood up to President Barack Obama's administration on environmental policies he thought were harmful to Montana's agriculture and energy sectors.</w:t>
+        <w:t>By Michael Ondaatje.</w:t>
         <w:br/>
-        <w:t xml:space="preserve">  Such talk was notably absent from his White House bid, when he sought the Democratic nomination by edging to the left on gun control and deeming Mr. Trump a ''lying con man from New York with orange hair and a golden toilet.''</w:t>
+        <w:t>Alfred A. Knopf.</w:t>
         <w:br/>
-        <w:t xml:space="preserve">  Asked if his ridicule of Mr. Trump was over the line, he suggested some regret.</w:t>
+        <w:t>Four people left behind in a Tuscan villa as World War II sweeps north out of Italy grapple for a truth no human being can ever find: an Englishman slowly dying of burns from an airplane crash, a Canadian nurse stubbornly caring for him, a friend of her family who is a professional thief turned military spy and a Sikh soldier in the British Army charged with defusing hidden German bombs and mines. These people are so brilliantly drawn and singular they seem like icons in a mosaic, representing innocence, passion, loss and endurance. The kinesthetic quality of the descriptions of air warfare and bomb disposal in the novel gives an eerie beauty to scenes that make chills run through a reader, but the author's probing of his characters' inner passions fills one with even more apprehension. In the end this intensely theatrical tour de force reveals, if not a great peace at the heart of the human mystery, a vision of how heroic the struggle is.</w:t>
         <w:br/>
-        <w:t xml:space="preserve">  ''By Washington standards, not at all,'' Mr. Bullock explained. ''By my typical standards, stronger than things that I would typically say.''</w:t>
+        <w:t xml:space="preserve"> </w:t>
         <w:br/>
-        <w:t xml:space="preserve">  Navigating Mr. Trump is a delicate issue for Montana Democrats, who must energize their liberal base without alienating the state's ticket-splitters. Mr. Tester aired ads in his 2018 re-election campaign trumpeting his work with the president, which helped blunt the impact of Mr. Trump's four trips to the state that year.</w:t>
+        <w:t>JAZZ</w:t>
         <w:br/>
-        <w:t xml:space="preserve">  Few G.O.P. senators have so happily linked themselves to Mr. Trump as Mr. Daines, a chemical engineer by training who represented Montana as its lone congressman before winning his Senate seat in 2014.</w:t>
+        <w:t>By Toni Morrison.</w:t>
         <w:br/>
-        <w:t xml:space="preserve">  In an interview in his Bozeman campaign office, he said he was eager for the president to return to the state and revealed that Mr. Trump had ''asked to come, too.''</w:t>
+        <w:t>Alfred A. Knopf.</w:t>
         <w:br/>
-        <w:t xml:space="preserve">  However, just as Mr. Bullock's ill-fated bid for president has complicated his attempt to run again in Montana, the coronavirus has created headwinds for Mr. Daines.</w:t>
+        <w:t>With her customary virtuosity Toni Morrison brings us into the heart of Harlem early in this century, a Harlem permeated with the thrum of the music evoked by her title, a Harlem to which black people fleeing from fear in other places came to find their riskier selves. Her episodic novel, played out in intense prose rhythms, is about three people who came together simply because they were put down together -- powerless innocents enchanted and deceived by the music of the world, who believed life would be good to them. A cosmetics salesman, the son of a wild cave woman, purveys illusion until he himself is caught in a romantic illusion spun by a foxy teen-ager whom he kills. His wife, luxuriating in the thralldom of jealousy and obsessed by longing for the baby she never had, seeks to possess the image, memory and soul of the dead girl. Ms. Morrison always conjures up worlds with complete authority; this time it is a world without soft lights or shadows, drawn in the bold strokes of a poster.</w:t>
         <w:br/>
-        <w:t xml:space="preserve">  Mr. Trump's standing here has fallen, as it has elsewhere, because of his ineffective response to the outbreak. Some Republican polling this summer suggests he is leading Mr. Biden only by single digits in Montana.</w:t>
+        <w:t xml:space="preserve"> </w:t>
         <w:br/>
-        <w:t xml:space="preserve">  Asked to assess the president's performance on the pandemic, Mr. Daines largely sidestepped the question, stating that he supported letting states and localities ''have primacy.''</w:t>
+        <w:t>KISSINGER</w:t>
         <w:br/>
-        <w:t xml:space="preserve">  Further muddling matters for Mr. Daines: Any effort by him to embrace the national Republican strategy of pinning the blame on China for the virus's spread in America is complicated by his years of work for Procter &amp; Gamble in China. Democrats are already airing commercials highlighting the senator's work in the country.</w:t>
+        <w:t>A Biography.</w:t>
         <w:br/>
-        <w:t xml:space="preserve">  More than anything, though, the health crisis has created challenges for Mr. Daines by delaying the parry-and-thrust of the campaign, allowing Mr. Bullock to enjoy what his opponent called a ''rally around the flag'' bounce.</w:t>
+        <w:t>By Walter Isaacson.</w:t>
         <w:br/>
-        <w:t xml:space="preserve">  Mr. Daines acknowledged that his role was more of constituent service specialist than candidate -- and that the virus was foremost on the minds of voters.</w:t>
+        <w:t>Simon &amp; Schuster.</w:t>
         <w:br/>
-        <w:t xml:space="preserve">  ''These are third-generation business owners that are crying on the phone to me, saying: 'Steve, I'm losing everything,''' he recalled. ''And so in that moment you're not thinking so much about, 'Well, Steve Bullock got an F on guns and I got an A+.' It's not the discussion.''</w:t>
+        <w:t>Henry Kissinger has not wielded power in Washington for 16 years, but curiosity about him remains so intense that he continues to be one of the most famous people in the world. When Walter Isaacson began work on this book, the former Secretary of State became so intrigued he opened up access to friends and records and gave the Time magazine editor many hours of interviews. That may have been one of his gravest miscalculations ever. Based on enormous documentation and years of interviews, this biography, in range and research, is the book to end all books on Mr. Kissinger. It is compulsive, and compulsory, reading. As the evidence accumulates, it becomes a devastating portrait of a refugee from Nazi Germany who became one of the most admired men in America. But he profoundly distrusted the politics of popular democracy, here and in other countries, and he joined with President Richard M. Nixon to run the Government as if it were a two-man conspiracy.</w:t>
         <w:br/>
-        <w:t xml:space="preserve">  That was easy enough to see as the two officials made their way across this sprawling state, where the metric for a candidate's sweat equity is in tires changed, not shoes replaced.</w:t>
+        <w:t xml:space="preserve"> </w:t>
         <w:br/>
-        <w:t xml:space="preserve">  In the Flathead region, near Glacier National Park, Mr. Bullock visited a food bank. As he toured a nearby timber facility, the governor was joined by an employee, a Trump voter now dejected by the country's state of affairs, whose stepmother had contracted the virus.</w:t>
+        <w:t>LINCOLN AT GETTYSBURG</w:t>
         <w:br/>
-        <w:t xml:space="preserve">  Closer to Great Falls, Mr. Daines was similarly confronted with fallout from the pandemic.</w:t>
+        <w:t>The Words That Remade America.</w:t>
         <w:br/>
-        <w:t xml:space="preserve">  He visited a small agricultural equipment dealer who thanked him for the paycheck protection loan that he had received through Congress. ''It was a big help,'' said the dealer, Steven Raska, explaining that he had been able to pay a few employees for over two months with the money.</w:t>
+        <w:t>By Garry Wills.</w:t>
         <w:br/>
-        <w:t xml:space="preserve">  Demonstrating his clout with the Trump administration, Mr. Daines also convened a round-table event for ranchers and farmers that featured Bill Northey, a top administrator at the Department of Agriculture. The growers gave both men an earful about how the virus had upended their livelihoods.</w:t>
+        <w:t>Simon &amp; Schuster.</w:t>
         <w:br/>
-        <w:t xml:space="preserve">  ''Covid could not have hit the sheep industry at a worse time,'' said Leah Johnson, who runs the Montana Wool Growers Association.</w:t>
+        <w:t>In this brief, bracing and provocative book, Garry Wills, the historian and columnist, argues that in the Gettysburg Address Abraham Lincoln, with consummate skill, changed the Constitution from within, making the hope it embodies triumph over its words by insinuating the ringing affirmation of equality from the Declaration of Independence into people's minds as the foundation of the American Government. Single-handedly he made Jefferson and the signers of the Declaration the true founding fathers of the nation and created the notion of a national citizenship. Mr. Wills demonstrates word by word that, in a century when orators were steeped in the classical traditions of formal speech, Lincoln was the greatest master of all; he created a revolution in style so effective that all modern political prose is indebted to the Gettysburg Address.</w:t>
         <w:br/>
-        <w:t xml:space="preserve">  With the virus spiking in the state, Mr. Bullock finally issued a mask mandate on July 15 for any county with four or more active cases.</w:t>
+        <w:t xml:space="preserve"> </w:t>
         <w:br/>
-        <w:t xml:space="preserve">  Former Senator Max Baucus, a Democrat who represented the state in Congress for nearly 40 years, said the pandemic had initially lifted Mr. Bullock.</w:t>
+        <w:t>THE LOST UPLAND</w:t>
         <w:br/>
-        <w:t xml:space="preserve">  ''But the trouble with Covid is you can't get out and shake hands, and that would help him compare himself to Daines,'' said Mr. Baucus, explaining that he had overcome Montana's national Republican leaning by cultivating individual voters. ''My main approach to the state was: people, people, people.''</w:t>
+        <w:t>By W. S. Merwin.</w:t>
         <w:br/>
-        <w:t xml:space="preserve">  The uncertainty surrounding the virus, and Montana's heterodox political nature, were on display Thursday in Bozeman. A few dozen protesters in Trump gear hoisted signs and marched down the city's commercial center in opposition to the mask order.</w:t>
+        <w:t>Alfred A. Knopf.</w:t>
         <w:br/>
-        <w:t xml:space="preserve">  They passed a number of storefronts that even before the mandate had asked customers to wear masks -- a reflection of the changing nature of Bozeman. There's now a Lululemon, sitting across the street from a coffee shop plastered with anti-racism signs that could have been pulled from the most liberal college campus (''De-Prioritize White Comfort'').</w:t>
+        <w:t>With the agile eloquence of the impassioned poet he is, W. S. Merwin, in three stories that form a pastoral epic, draws readers into the lives of people in the Dordogne region of southwest France where he has had a house for several decades. He creates a texture of soil and water, vine and garden, castle and hovel, mist, sunshine and moonlit shadows so sensuous that one feels one has known this upland for a lifetime. Mr. Merwin is adept at treating human behavior as part of nature and at fashioning a sense of place from people's conduct. These people view the unwelcome present through the prism of the past, thus the title of the book and the sweet longing it leaves behind. The truffle-rich foie gras of one village permeates a tale of gossip, decadence and genteel rascality in the first story; the taste and smell of a vintner's private cru seep into the last, about the waning of an old culture. And in the middle story Dordogne shepherds are transformed into heroes of the struggle we all wage against time, with greater zest the more we realize no one ever wins it.</w:t>
         <w:br/>
-        <w:t xml:space="preserve">  Few places have as strong a sense of place as Montana, where politicians routinely invoke how many generations their families go back in the state. This focus on rootedness and the state's sparse population have helped perpetuate its independent streak as races remain more about the individual.</w:t>
+        <w:t xml:space="preserve"> </w:t>
         <w:br/>
-        <w:t xml:space="preserve">  ''We have six people per square mile and three times as many cows as people, so that makes for a lot of reliance,'' said Marc Racicot, a former Republican governor. ''The social connection is a little richer and not so contaminated with only electronic communications.''</w:t>
+        <w:t>OUTERBRIDGE REACH</w:t>
         <w:br/>
-        <w:t xml:space="preserve">  Yet even as it treasures its status as ''The Last, Best Place,'' one of its slogans, Montana, which has about one million people, is being reshaped by transplants. And nowhere more so than Bozeman, a community cherished for its proximity to Yellowstone Park that locals now call ''Bozeangeles.''</w:t>
+        <w:t>By Robert Stone.</w:t>
         <w:br/>
-        <w:t xml:space="preserve">  Traditionally, Democrats won statewide by winning or breaking even in the county surrounding Billings, the population center of Montana's Republican-dominated east. That's changing, though, because of the rising population in Gallatin County, which includes Bozeman and is the fastest-growing jurisdiction in the state.</w:t>
+        <w:t>Ticknor &amp; Fields.</w:t>
         <w:br/>
-        <w:t xml:space="preserve">  Mr. Tester's trajectory in Gallatin County tells the story of Montana's transformation: Over three elections, Mr. Tester has gone from winning 49 percent to 51.5 percent to 59.4 percent there.</w:t>
+        <w:t>An unsettling moral proposition can be glimpsed behind this novel: that seeing through everything and believing in nothing may be the most stupid way to cheat oneself of life. An advertising copywriter for a boat company -- he is a middle-aged Vietnam veteran and a parody of a Hemingway hero -- volunteers to sail solo around the world in a race after the company's owner, who was to make the race, disappears. The adman's wife suppresses her fears about the adventure and decides it may revitalize her husband and their marriage. But a film maker producing a documentary about the boat has an affair with her while her husband battles the sea alone. Even richer in literary allusions than Mr. Stone's other books, and told in a gritty idiom, this shapely novel has great power. Like a thriller it makes us care intensely about what will happen next and who will be hurt. And it is impossible to read the last dazzling hundred pages without feeling something terrible has happened and no one is to blame.</w:t>
         <w:br/>
-        <w:t xml:space="preserve">  Once rooted in labor, the Democratic coalition here increasingly reflects the national party, with its twin pillars of upscale whites and working-class minorities (Native Americans in the case of Montana).</w:t>
+        <w:t xml:space="preserve"> </w:t>
         <w:br/>
-        <w:t xml:space="preserve">  ''These urban spaces are growing dramatically, and these spaces are becoming the heart of the Democratic base here,'' said David Parker, a Montana State University professor who wrote a book on the 2012 Senate race.</w:t>
+        <w:t>REGENERATION</w:t>
         <w:br/>
-        <w:t xml:space="preserve">  At the same time, though, Republicans are winning their heavily rural base by even larger margins today: Even Mr. Tester, a descendant of homesteaders who is the only working farmer in the Senate, has seen his support sag in sparsely populated counties since he first ran in 2006.</w:t>
+        <w:t>By Pat Barker.</w:t>
         <w:br/>
-        <w:t xml:space="preserve">  It adds up to a shrinking pool of persuadable voters.</w:t>
+        <w:t>A William Abrahams Book/Dutton.</w:t>
         <w:br/>
-        <w:t xml:space="preserve">  ''It's not quite like what it was,'' Mr. Racicot acknowledged, before hinting at why so many people want to move to Montana. ''But it's a lot closer to that ideal than the rest of the nation.''</w:t>
+        <w:t>Pat Barker has been the model of a working-class realistic novelist, but here she leaps the lines of gender, class, geography and history at once. And she takes another daring chance: her novel is about real people who published their own memoirs. "Regeneration" is the story of the British poet Siegfried Sassoon, a World War I combat hero who in 1917 writes a highly publicized letter protesting the war and is sent by a baffled Government to a hospital where the distinguished neurologist and psychologist W. H. R. Rivers is pioneering treatments for shell shock. As an intense father-son relationship develops between the men, Ms. Barker's themes -- war and madness, war and manhood -- make the madness of war more than metaphor. But, in the tradition of literary realism, she confronts reality without polemics, anger or artifice. Her story becomes a magnificent antiwar novel and a wonderful justification of her belief that plain writing, energized by the named things of the world, will change readers profoundly by bringing them deep into imagined lives.</w:t>
         <w:br/>
+        <w:t xml:space="preserve"> </w:t>
         <w:br/>
-        <w:t>https://www.nytimes.com/2020/07/27/us/politics/montana-senate-bullock-daines.html</w:t>
+        <w:t>YOUNG MEN &amp; FIRE</w:t>
+        <w:br/>
+        <w:t>By Norman Maclean.</w:t>
+        <w:br/>
+        <w:t>University of Chicago Press.</w:t>
+        <w:br/>
+        <w:t>This great book about young firefighters who parachuted into a 1949 Montana forest fire shortly before it blew up into a firestorm that killed 13 of them is a magnificent drama of writing, a tragedy that pays tribute to the dead and offers rescue to the living. Norman Maclean was 74 years old in 1976 when he began a quest to discover what really happened in the fire, and ill health in his last few years prevented him from completing his book before he died at 88. But, if it lacks the finish he wanted to give it, "Young Men &amp; Fire" has searing power. Maclean's search for the truth, which becomes an exploration of his own mortality, is more compelling even than his journey into the heart of the fire. His description of the conflagration terrifies, but it is his battle with words, his effort to turn the story of the 13 men into tragedy, that makes the book a classic. He does not try to win a brawl with truth but to pay his respects to it. He struggles openly and dramatically with the literary forms of tragedy, allowing into his notion of the tragic uncertainty, mystery, even absurdity -- in a word, the modern condition. In the end he has let us see how all true artists work.</w:t>
         <w:br/>
         <w:br/>
         <w:t>Graphic</w:t>
@@ -154,11 +161,7 @@
         <w:br/>
         <w:t xml:space="preserve"> </w:t>
         <w:br/>
-        <w:t>PHOTOS: From top, Gov. Steve Bullock, a Democrat running for Senate in Montana, meeting with volunteers at a food bank in Columbia Falls this month. President Trump, who handily won Montana in 2016, visited the state four times in 2018 in an unsuccessful effort to help unseat Senator Jon Tester, a Dem- ocrat. Senator Steve Daines, the incumbent Republican and Mr. Bullock's opponent, has linked his fortunes to the president. (PHOTOGRAPHS BY NICK COTE FOR THE NEW YORK TIMES</w:t>
-        <w:br/>
-        <w:t>DOUG MILLS/THE NEW YORK TIMES</w:t>
-        <w:br/>
-        <w:t xml:space="preserve"> ANNA MONEYMAKER FOR THE NEW YORK TIMES)</w:t>
+        <w:t>Drawing</w:t>
       </w:r>
     </w:p>
     <w:sectPr>
